--- a/src/data/cover_letters_2026-03-24/bureaudestalents_jobs_data-science-manager-ia-h-f_puteaux_BUREA_oyPXZx0.docx
+++ b/src/data/cover_letters_2026-03-24/bureaudestalents_jobs_data-science-manager-ia-h-f_puteaux_BUREA_oyPXZx0.docx
@@ -46,20 +46,7 @@
         <w:spacing w:after="0"/>
       </w:pPr>
       <w:r>
-        <w:t>As someone with over five years of experience, I have a solid background in project management, including oversight of planning, budgeting, and team staffing. My expertise in AI, particularly generative AI technologies such as LLM/VLM and NLP, aligns well with your requirements for leading the conception of technical and functional client projects, including GenAI. Additionally, I have experience in managing Data Science teams, fostering their growth, and aligning their goals with project objectives, which is crucial for the role you're offering.</w:t>
-      </w:r>
-    </w:p>
-    <w:p>
-      <w:pPr>
-        <w:spacing w:after="0"/>
-      </w:pPr>
-    </w:p>
-    <w:p>
-      <w:pPr>
-        <w:spacing w:after="0"/>
-      </w:pPr>
-      <w:r>
-        <w:t>Discovery and curiosity are second nature to me. I am constantly developing my ability to adapt, both in my leisure activities (chess, salsa dancing, capoeira, music, language learning) and in my professional life. At the end of 2025, I had the unique opportunity to impact the digital strategy of the Haematology Department at São Paulo Central Hospital, working alongside its IT team to provide them with a unified access to patient data.</w:t>
+        <w:t>Discovery and curiosity are second nature to me. I am constantly developing my ability to adapt, both in my leisure activities (chess, salsa dancing, capoeira, music, language learning) and in my professional life. At the end of 2025, I had the unique opportunity to impact the digital strategy of the Haematology Department at São Paulo Central Hospital, working alongside its IT team to provide them with unified access to patient data.</w:t>
       </w:r>
     </w:p>
     <w:p>
@@ -85,7 +72,7 @@
         <w:spacing w:after="0"/>
       </w:pPr>
       <w:r>
-        <w:t>Dynamic, curious, and aware of the importance of teamwork in order to achieve more, I combine technical expertise with presentation and communication skills. I firmly believe that human interactions help us grow and I am enthusiastic about helping organizations to get the most out of their data assets. I am excited about the opportunity to contribute to your company's growth by designing robust technical proposals and participating in pre-sales to convince future clients.</w:t>
+        <w:t>Dynamic, curious, and aware of the importance of teamwork in order to achieve more, I combine technical expertise with presentation and communication skills. With over five years of professional experience, including significant work with Generative AI technologies such as NLP and LLM/VLM, I am well-versed in managing projects, ensuring quality, planning, and budgeting. I have successfully led teams of Data Scientists by aligning individual goals with project objectives, fostering both their professional growth and project success. I am enthusiastic about helping organizations get the most out of their data assets and contribute to the growth and success of your company by designing robust technical proposals and maintaining high-level client relationships.</w:t>
       </w:r>
     </w:p>
     <w:sectPr>
